--- a/deliverables/VIDEOS_22-23/_source_v2/Video_23_FINAL_Story_Led_Recording_Script.docx
+++ b/deliverables/VIDEOS_22-23/_source_v2/Video_23_FINAL_Story_Led_Recording_Script.docx
@@ -325,7 +325,7 @@
       <w:r>
         <w:t>[LINE 2: WHAT WAS MINE TO DECIDE]</w:t>
         <w:br/>
-        <w:t>This is the line I think experienced professionals struggle with most.</w:t>
+        <w:t>This is the line I want you to spend the most time on.</w:t>
       </w:r>
     </w:p>
     <w:p>
